--- a/KFZ_Schnaeppchen_Dokumentation.docx
+++ b/KFZ_Schnaeppchen_Dokumentation.docx
@@ -87,7 +87,7 @@
                 <w:color w:val="FFFFFF"/>
                 <w:sz w:val="20"/>
               </w:rPr>
-              <w:t>28.08.2026</w:t>
+              <w:t>04.09.2026</w:t>
             </w:r>
           </w:p>
         </w:tc>
